--- a/PUBLISHED/biol-1/ALL_FILES/module-09-inheritance-genetics-questions.docx
+++ b/PUBLISHED/biol-1/ALL_FILES/module-09-inheritance-genetics-questions.docx
@@ -14,27 +14,12 @@
     </w:p>
     <w:p>
       <w:r>
-        <w:t>Define the Law of Segregation. How does it relate to the separation of homologs during Meiosis I?</w:t>
+        <w:t>Define the Law of Segregation and the Law of Independent Assortment.</w:t>
       </w:r>
     </w:p>
     <w:p>
       <w:r>
-        <w:t>Define the Law of Independent Assortment. Does the inheritance of one trait affect another (for unlinked genes)?</w:t>
-      </w:r>
-    </w:p>
-    <w:p>
-      <w:r>
-        <w:t>What is a test cross? How can it determine whether an organism with a dominant phenotype is homozygous or heterozygous?</w:t>
-      </w:r>
-    </w:p>
-    <w:p>
-      <w:r>
-        <w:t>Explain the difference between homozygous dominant (AA), heterozygous (Aa), and homozygous recessive (aa).</w:t>
-      </w:r>
-    </w:p>
-    <w:p>
-      <w:r>
-        <w:t>If "T" = Tall and "t" = Short, what is the phenotype of "Tt"? What is the genotype called?</w:t>
+        <w:t>Explain the difference between genotype and phenotype, and between homozygous and heterozygous.</w:t>
       </w:r>
     </w:p>
     <w:p>
@@ -44,17 +29,12 @@
     </w:p>
     <w:p>
       <w:r>
-        <w:t>Cross Tt × tt (a test cross). What are the expected phenotypic ratios? What would the results tell you about the Tt parent?</w:t>
+        <w:t>What is a test cross? Cross Tt × tt and explain what the results tell you.</w:t>
       </w:r>
     </w:p>
     <w:p>
       <w:r>
-        <w:t>What phenotypic ratio is expected from a dihybrid cross (AaBb × AaBb) assuming independent assortment?</w:t>
-      </w:r>
-    </w:p>
-    <w:p>
-      <w:r>
-        <w:t>In peas, Yellow (Y) is dominant to green (y), and Round (R) is dominant to wrinkled (r). Cross YyRr × YyRr. How many of the 16 offspring boxes in the Punnett square will show yellow, round peas?</w:t>
+        <w:t>What phenotypic ratio is expected from a dihybrid cross (AaBb × AaBb)?</w:t>
       </w:r>
     </w:p>
     <w:p>
@@ -64,7 +44,7 @@
     </w:p>
     <w:p>
       <w:r>
-        <w:t>In snapdragons, red (RR) × white (rr) produces all pink (Rr). Cross two pink flowers (Rr × Rr). What are the expected phenotypic ratios?</w:t>
+        <w:t>In snapdragons, red (RR) × white (rr) produces pink (Rr). Cross Rr × Rr. What are the expected phenotypic ratios?</w:t>
       </w:r>
     </w:p>
     <w:p>
@@ -74,7 +54,7 @@
     </w:p>
     <w:p>
       <w:r>
-        <w:t>Can a Type A mother (IᴬIᴬ or Iᴬi) and a Type B father (IᴮIᴮ or Iᴮi) have a Type O child? Show the Punnett square for the case where this is possible.</w:t>
+        <w:t>Can a Type A mother (Iᴬi) and a Type B father (Iᴮi) have a Type O child? Show the Punnett square.</w:t>
       </w:r>
     </w:p>
     <w:p>
@@ -89,12 +69,7 @@
     </w:p>
     <w:p>
       <w:r>
-        <w:t>A carrier (heterozygous) mother and an unaffected father have children. What fraction of their sons will be affected? What fraction of their daughters will be carriers?</w:t>
-      </w:r>
-    </w:p>
-    <w:p>
-      <w:r>
-        <w:t>Can a father pass an X-linked trait to his sons? Why or why not?</w:t>
+        <w:t>A carrier mother and an unaffected father have children. What fraction of their sons will be affected? What fraction of their daughters will be carriers?</w:t>
       </w:r>
     </w:p>
     <w:p>
@@ -104,17 +79,12 @@
     </w:p>
     <w:p>
       <w:r>
-        <w:t>In a pedigree, affected individuals appear in every generation. Is the trait most likely dominant or recessive?</w:t>
+        <w:t>In a pedigree, a trait appears almost exclusively in males and is never passed from father to son. What inheritance pattern does this suggest?</w:t>
       </w:r>
     </w:p>
     <w:p>
       <w:r>
-        <w:t>A trait appears almost exclusively in males and is never passed from father to son. What inheritance pattern does this suggest?</w:t>
-      </w:r>
-    </w:p>
-    <w:p>
-      <w:r>
-        <w:t>What is a polygenic trait? How does the inheritance of height differ from the inheritance of pea plant height (tall vs. short)?</w:t>
+        <w:t>What is a polygenic trait? How does the inheritance of human height differ from pea plant height?</w:t>
       </w:r>
     </w:p>
     <w:p>
@@ -124,17 +94,7 @@
     </w:p>
     <w:p>
       <w:r>
-        <w:t>If skin color is controlled by three genes, each with two alleles (Aa, Bb, Cc), how many phenotypic categories are possible? What shape does the distribution form?</w:t>
-      </w:r>
-    </w:p>
-    <w:p>
-      <w:r>
-        <w:t>A student says: "If I know someone's genotype, I know exactly what they'll look like." Is this accurate? How does the environment modify gene expression? Give a specific example.</w:t>
-      </w:r>
-    </w:p>
-    <w:p>
-      <w:r>
-        <w:t>Hydrangea flower color changes with soil pH. Does genotype always strictly determine phenotype? Discuss the interplay of genes and environment.</w:t>
+        <w:t>A student says: "If I know someone's genotype, I know exactly what they'll look like." Is this accurate? Give a specific example.</w:t>
       </w:r>
     </w:p>
     <w:p>
@@ -144,17 +104,7 @@
     </w:p>
     <w:p>
       <w:r>
-        <w:t>Compare single-gene inheritance (Mendelian) and polygenic inheritance using a table with: number of genes, phenotype categories, example traits, and distribution pattern.</w:t>
-      </w:r>
-    </w:p>
-    <w:p>
-      <w:r>
-        <w:t>Two parents who are both heterozygous for a recessive genetic disorder (Aa × Aa) want to know the probability of having an affected child. Calculate the probability, and explain why genetic counseling might use Punnett squares.</w:t>
-      </w:r>
-    </w:p>
-    <w:p>
-      <w:r>
-        <w:t>Explain why studying human genetics is more challenging than studying pea genetics. What tools (pedigrees, population data, molecular testing) compensate for the inability to perform controlled crosses?</w:t>
+        <w:t>Compare single-gene inheritance (Mendelian) and polygenic inheritance: number of genes, phenotype categories, example traits, and distribution pattern.</w:t>
       </w:r>
     </w:p>
     <w:sectPr>

--- a/PUBLISHED/biol-1/ALL_FILES/module-09-inheritance-genetics-questions.docx
+++ b/PUBLISHED/biol-1/ALL_FILES/module-09-inheritance-genetics-questions.docx
@@ -9,102 +9,102 @@
     </w:p>
     <w:p>
       <w:r>
-        <w:t>What organism did Mendel study? Why was it a good choice for genetics experiments?</w:t>
+        <w:t>Who is Gregor Mendel? What organism did he study?</w:t>
       </w:r>
     </w:p>
     <w:p>
       <w:r>
-        <w:t>Define the Law of Segregation and the Law of Independent Assortment.</w:t>
+        <w:t>What is the difference between a dominant allele and a recessive allele?</w:t>
       </w:r>
     </w:p>
     <w:p>
       <w:r>
-        <w:t>Explain the difference between genotype and phenotype, and between homozygous and heterozygous.</w:t>
+        <w:t>What is the difference between genotype and phenotype?</w:t>
       </w:r>
     </w:p>
     <w:p>
       <w:r>
-        <w:t>Cross Tt × Tt. What are the expected genotypic and phenotypic ratios?</w:t>
+        <w:t>What is the difference between homozygous (AA, aa) and heterozygous (Aa)?</w:t>
       </w:r>
     </w:p>
     <w:p>
       <w:r>
-        <w:t>What is a test cross? Cross Tt × tt and explain what the results tell you.</w:t>
+        <w:t>Cross Tt × Tt using a Punnett square. What is the phenotypic ratio?</w:t>
       </w:r>
     </w:p>
     <w:p>
       <w:r>
-        <w:t>What phenotypic ratio is expected from a dihybrid cross (AaBb × AaBb)?</w:t>
+        <w:t>What is a test cross? What is it used for?</w:t>
       </w:r>
     </w:p>
     <w:p>
       <w:r>
-        <w:t>Differentiate between incomplete dominance and codominance. Give an example of each.</w:t>
+        <w:t>What phenotypic ratio do you expect from a dihybrid cross (AaBb × AaBb)?</w:t>
       </w:r>
     </w:p>
     <w:p>
       <w:r>
-        <w:t>In snapdragons, red (RR) × white (rr) produces pink (Rr). Cross Rr × Rr. What are the expected phenotypic ratios?</w:t>
+        <w:t>What is incomplete dominance? Give an example.</w:t>
       </w:r>
     </w:p>
     <w:p>
       <w:r>
-        <w:t>Explain the ABO blood type system. What alleles are involved? Which are codominant? Which is recessive?</w:t>
+        <w:t>What is codominance? Give an example.</w:t>
       </w:r>
     </w:p>
     <w:p>
       <w:r>
-        <w:t>Can a Type A mother (Iᴬi) and a Type B father (Iᴮi) have a Type O child? Show the Punnett square.</w:t>
+        <w:t>Explain the ABO blood type system. What are the possible genotypes for Type A blood?</w:t>
       </w:r>
     </w:p>
     <w:p>
       <w:r>
-        <w:t>What is pleiotropy? How does the sickle cell allele illustrate this concept?</w:t>
+        <w:t>Can two parents with Type A and Type B blood have a Type O child? Explain.</w:t>
       </w:r>
     </w:p>
     <w:p>
       <w:r>
-        <w:t>Why are males more frequently affected by X-linked recessive disorders (e.g., color blindness, hemophilia)?</w:t>
+        <w:t>Why are X-linked recessive disorders more common in males?</w:t>
       </w:r>
     </w:p>
     <w:p>
       <w:r>
-        <w:t>A carrier mother and an unaffected father have children. What fraction of their sons will be affected? What fraction of their daughters will be carriers?</w:t>
+        <w:t>A carrier mother (X^B X^b) and a normal father (X^B Y) have children. What fraction of sons will be colorblind?</w:t>
       </w:r>
     </w:p>
     <w:p>
       <w:r>
-        <w:t>Two unaffected parents have an affected child. Is the trait most likely dominant or recessive? Explain.</w:t>
+        <w:t>Two unaffected parents have an affected child. Is the trait dominant or recessive?</w:t>
       </w:r>
     </w:p>
     <w:p>
       <w:r>
-        <w:t>In a pedigree, a trait appears almost exclusively in males and is never passed from father to son. What inheritance pattern does this suggest?</w:t>
+        <w:t>What is a pedigree? What can it tell you?</w:t>
       </w:r>
     </w:p>
     <w:p>
       <w:r>
-        <w:t>What is a polygenic trait? How does the inheritance of human height differ from pea plant height?</w:t>
+        <w:t>What is a polygenic trait? Give one example.</w:t>
       </w:r>
     </w:p>
     <w:p>
       <w:r>
-        <w:t>Why do polygenic traits show continuous variation instead of distinct categories?</w:t>
+        <w:t>How is the inheritance of human height different from the inheritance of pea plant height?</w:t>
       </w:r>
     </w:p>
     <w:p>
       <w:r>
-        <w:t>A student says: "If I know someone's genotype, I know exactly what they'll look like." Is this accurate? Give a specific example.</w:t>
+        <w:t>True or False: If you know someone's genotype, you always know their phenotype. Explain.</w:t>
       </w:r>
     </w:p>
     <w:p>
       <w:r>
-        <w:t>Explain how Mendel's Law of Segregation connects to the physical process of homolog separation during Meiosis I (link to Module 8).</w:t>
+        <w:t>What is Mendel's Law of Segregation? How does it connect to meiosis?</w:t>
       </w:r>
     </w:p>
     <w:p>
       <w:r>
-        <w:t>Compare single-gene inheritance (Mendelian) and polygenic inheritance: number of genes, phenotype categories, example traits, and distribution pattern.</w:t>
+        <w:t>What is Mendel's Law of Independent Assortment?</w:t>
       </w:r>
     </w:p>
     <w:sectPr>

--- a/PUBLISHED/biol-1/ALL_FILES/module-09-inheritance-genetics-questions.docx
+++ b/PUBLISHED/biol-1/ALL_FILES/module-09-inheritance-genetics-questions.docx
@@ -29,7 +29,7 @@
     </w:p>
     <w:p>
       <w:r>
-        <w:t>Cross Tt × Tt using a Punnett square. What is the phenotypic ratio?</w:t>
+        <w:t>Cross Tt × Tt using a Punnett square. What is the genotypic ratio?</w:t>
       </w:r>
     </w:p>
     <w:p>
@@ -95,16 +95,6 @@
     <w:p>
       <w:r>
         <w:t>True or False: If you know someone's genotype, you always know their phenotype. Explain.</w:t>
-      </w:r>
-    </w:p>
-    <w:p>
-      <w:r>
-        <w:t>What is Mendel's Law of Segregation? How does it connect to meiosis?</w:t>
-      </w:r>
-    </w:p>
-    <w:p>
-      <w:r>
-        <w:t>What is Mendel's Law of Independent Assortment?</w:t>
       </w:r>
     </w:p>
     <w:sectPr>

--- a/PUBLISHED/biol-1/ALL_FILES/module-09-inheritance-genetics-questions.docx
+++ b/PUBLISHED/biol-1/ALL_FILES/module-09-inheritance-genetics-questions.docx
@@ -3,106 +3,169 @@
 <w:document xmlns:wpc="http://schemas.microsoft.com/office/word/2010/wordprocessingCanvas" xmlns:mo="http://schemas.microsoft.com/office/mac/office/2008/main" xmlns:mc="http://schemas.openxmlformats.org/markup-compatibility/2006" xmlns:mv="urn:schemas-microsoft-com:mac:vml" xmlns:o="urn:schemas-microsoft-com:office:office" xmlns:r="http://schemas.openxmlformats.org/officeDocument/2006/relationships" xmlns:m="http://schemas.openxmlformats.org/officeDocument/2006/math" xmlns:v="urn:schemas-microsoft-com:vml" xmlns:wp14="http://schemas.microsoft.com/office/word/2010/wordprocessingDrawing" xmlns:wp="http://schemas.openxmlformats.org/drawingml/2006/wordprocessingDrawing" xmlns:w10="urn:schemas-microsoft-com:office:word" xmlns:w="http://schemas.openxmlformats.org/wordprocessingml/2006/main" xmlns:w14="http://schemas.microsoft.com/office/word/2010/wordml" xmlns:wpg="http://schemas.microsoft.com/office/word/2010/wordprocessingGroup" xmlns:wpi="http://schemas.microsoft.com/office/word/2010/wordprocessingInk" xmlns:wne="http://schemas.microsoft.com/office/word/2006/wordml" xmlns:wps="http://schemas.microsoft.com/office/word/2010/wordprocessingShape" mc:Ignorable="w14 wp14">
   <w:body>
     <w:p>
+      <w:pPr>
+        <w:pStyle w:val="Heading1"/>
+      </w:pPr>
       <w:r>
         <w:t>Module 9: Inheritance Genetics — Study Questions</w:t>
       </w:r>
     </w:p>
     <w:p>
       <w:r>
+        <w:br/>
+      </w:r>
+      <w:r>
         <w:t>Who is Gregor Mendel? What organism did he study?</w:t>
       </w:r>
     </w:p>
     <w:p>
+      <w:r>
+        <w:br/>
+      </w:r>
       <w:r>
         <w:t>What is the difference between a dominant allele and a recessive allele?</w:t>
       </w:r>
     </w:p>
     <w:p>
       <w:r>
+        <w:br/>
+      </w:r>
+      <w:r>
         <w:t>What is the difference between genotype and phenotype?</w:t>
       </w:r>
     </w:p>
     <w:p>
+      <w:r>
+        <w:br/>
+      </w:r>
       <w:r>
         <w:t>What is the difference between homozygous (AA, aa) and heterozygous (Aa)?</w:t>
       </w:r>
     </w:p>
     <w:p>
       <w:r>
+        <w:br/>
+      </w:r>
+      <w:r>
         <w:t>Cross Tt × Tt using a Punnett square. What is the phenotypic ratio?</w:t>
       </w:r>
     </w:p>
     <w:p>
+      <w:r>
+        <w:br/>
+      </w:r>
       <w:r>
         <w:t>What is a test cross? What is it used for?</w:t>
       </w:r>
     </w:p>
     <w:p>
       <w:r>
+        <w:br/>
+      </w:r>
+      <w:r>
         <w:t>What phenotypic ratio do you expect from a dihybrid cross (AaBb × AaBb)?</w:t>
       </w:r>
     </w:p>
     <w:p>
+      <w:r>
+        <w:br/>
+      </w:r>
       <w:r>
         <w:t>What is incomplete dominance? Give an example.</w:t>
       </w:r>
     </w:p>
     <w:p>
       <w:r>
+        <w:br/>
+      </w:r>
+      <w:r>
         <w:t>What is codominance? Give an example.</w:t>
       </w:r>
     </w:p>
     <w:p>
+      <w:r>
+        <w:br/>
+      </w:r>
       <w:r>
         <w:t>Explain the ABO blood type system. What are the possible genotypes for Type A blood?</w:t>
       </w:r>
     </w:p>
     <w:p>
       <w:r>
+        <w:br/>
+      </w:r>
+      <w:r>
         <w:t>Can two parents with Type A and Type B blood have a Type O child? Explain.</w:t>
       </w:r>
     </w:p>
     <w:p>
+      <w:r>
+        <w:br/>
+      </w:r>
       <w:r>
         <w:t>Why are X-linked recessive disorders more common in males?</w:t>
       </w:r>
     </w:p>
     <w:p>
       <w:r>
+        <w:br/>
+      </w:r>
+      <w:r>
         <w:t>A carrier mother (X^B X^b) and a normal father (X^B Y) have children. What fraction of sons will be colorblind?</w:t>
       </w:r>
     </w:p>
     <w:p>
+      <w:r>
+        <w:br/>
+      </w:r>
       <w:r>
         <w:t>Two unaffected parents have an affected child. Is the trait dominant or recessive?</w:t>
       </w:r>
     </w:p>
     <w:p>
       <w:r>
+        <w:br/>
+      </w:r>
+      <w:r>
         <w:t>What is a pedigree? What can it tell you?</w:t>
       </w:r>
     </w:p>
     <w:p>
+      <w:r>
+        <w:br/>
+      </w:r>
       <w:r>
         <w:t>What is a polygenic trait? Give one example.</w:t>
       </w:r>
     </w:p>
     <w:p>
       <w:r>
+        <w:br/>
+      </w:r>
+      <w:r>
         <w:t>How is the inheritance of human height different from the inheritance of pea plant height?</w:t>
       </w:r>
     </w:p>
     <w:p>
+      <w:r>
+        <w:br/>
+      </w:r>
       <w:r>
         <w:t>True or False: If you know someone's genotype, you always know their phenotype. Explain.</w:t>
       </w:r>
     </w:p>
     <w:p>
       <w:r>
+        <w:br/>
+      </w:r>
+      <w:r>
         <w:t>What is Mendel's Law of Segregation? How does it connect to meiosis?</w:t>
       </w:r>
     </w:p>
     <w:p>
+      <w:r>
+        <w:br/>
+      </w:r>
       <w:r>
         <w:t>What is Mendel's Law of Independent Assortment?</w:t>
       </w:r>

--- a/PUBLISHED/biol-1/ALL_FILES/module-09-inheritance-genetics-questions.docx
+++ b/PUBLISHED/biol-1/ALL_FILES/module-09-inheritance-genetics-questions.docx
@@ -7,167 +7,147 @@
         <w:pStyle w:val="Heading1"/>
       </w:pPr>
       <w:r>
-        <w:t>Module 9: Inheritance Genetics — Study Questions</w:t>
+        <w:t>Module 9: Inheritance Genetics - Learning Questions</w:t>
       </w:r>
     </w:p>
     <w:p>
       <w:r>
+        <w:t xml:space="preserve">1. </w:t>
+      </w:r>
+      <w:r>
         <w:br/>
       </w:r>
       <w:r>
-        <w:t>Who is Gregor Mendel? What organism did he study?</w:t>
+        <w:t>How are genes and alleles related?</w:t>
+      </w:r>
+      <w:r>
+        <w:br/>
       </w:r>
     </w:p>
     <w:p>
       <w:r>
+        <w:t xml:space="preserve">2. </w:t>
+      </w:r>
+      <w:r>
         <w:br/>
       </w:r>
       <w:r>
-        <w:t>What is the difference between a dominant allele and a recessive allele?</w:t>
+        <w:t>How do genotype and phenotype differ?</w:t>
+      </w:r>
+      <w:r>
+        <w:br/>
       </w:r>
     </w:p>
     <w:p>
       <w:r>
+        <w:t xml:space="preserve">3. </w:t>
+      </w:r>
+      <w:r>
         <w:br/>
       </w:r>
       <w:r>
-        <w:t>What is the difference between genotype and phenotype?</w:t>
+        <w:t>What does heterozygous mean?</w:t>
+      </w:r>
+      <w:r>
+        <w:br/>
       </w:r>
     </w:p>
     <w:p>
       <w:r>
+        <w:t xml:space="preserve">4. </w:t>
+      </w:r>
+      <w:r>
         <w:br/>
       </w:r>
       <w:r>
-        <w:t>What is the difference between homozygous (AA, aa) and heterozygous (Aa)?</w:t>
+        <w:t>How does allele segregation explain a monohybrid cross?</w:t>
+      </w:r>
+      <w:r>
+        <w:br/>
       </w:r>
     </w:p>
     <w:p>
       <w:r>
+        <w:t xml:space="preserve">5. </w:t>
+      </w:r>
+      <w:r>
         <w:br/>
       </w:r>
       <w:r>
-        <w:t>Cross Tt × Tt using a Punnett square. What is the phenotypic ratio?</w:t>
+        <w:t>What does a Punnett square predict?</w:t>
+      </w:r>
+      <w:r>
+        <w:br/>
       </w:r>
     </w:p>
     <w:p>
       <w:r>
+        <w:t xml:space="preserve">6. </w:t>
+      </w:r>
+      <w:r>
         <w:br/>
       </w:r>
       <w:r>
-        <w:t>What is a test cross? What is it used for?</w:t>
+        <w:t>Why are probabilities not guarantees?</w:t>
+      </w:r>
+      <w:r>
+        <w:br/>
       </w:r>
     </w:p>
     <w:p>
       <w:r>
+        <w:t xml:space="preserve">7. </w:t>
+      </w:r>
+      <w:r>
         <w:br/>
       </w:r>
       <w:r>
-        <w:t>What phenotypic ratio do you expect from a dihybrid cross (AaBb × AaBb)?</w:t>
+        <w:t>How do incomplete dominance and codominance differ?</w:t>
+      </w:r>
+      <w:r>
+        <w:br/>
       </w:r>
     </w:p>
     <w:p>
       <w:r>
+        <w:t xml:space="preserve">8. </w:t>
+      </w:r>
+      <w:r>
         <w:br/>
       </w:r>
       <w:r>
-        <w:t>What is incomplete dominance? Give an example.</w:t>
+        <w:t>Why are many traits polygenic?</w:t>
+      </w:r>
+      <w:r>
+        <w:br/>
       </w:r>
     </w:p>
     <w:p>
       <w:r>
+        <w:t xml:space="preserve">9. </w:t>
+      </w:r>
+      <w:r>
         <w:br/>
       </w:r>
       <w:r>
-        <w:t>What is codominance? Give an example.</w:t>
+        <w:t>How can environment influence phenotype?</w:t>
+      </w:r>
+      <w:r>
+        <w:br/>
       </w:r>
     </w:p>
     <w:p>
       <w:r>
-        <w:br/>
+        <w:t xml:space="preserve">10. </w:t>
       </w:r>
-      <w:r>
-        <w:t>Explain the ABO blood type system. What are the possible genotypes for Type A blood?</w:t>
-      </w:r>
-    </w:p>
-    <w:p>
       <w:r>
         <w:br/>
       </w:r>
       <w:r>
-        <w:t>Can two parents with Type A and Type B blood have a Type O child? Explain.</w:t>
+        <w:t>What evidence in a pedigree suggests recessive inheritance?</w:t>
       </w:r>
-    </w:p>
-    <w:p>
       <w:r>
         <w:br/>
-      </w:r>
-      <w:r>
-        <w:t>Why are X-linked recessive disorders more common in males?</w:t>
-      </w:r>
-    </w:p>
-    <w:p>
-      <w:r>
-        <w:br/>
-      </w:r>
-      <w:r>
-        <w:t>A carrier mother (X^B X^b) and a normal father (X^B Y) have children. What fraction of sons will be colorblind?</w:t>
-      </w:r>
-    </w:p>
-    <w:p>
-      <w:r>
-        <w:br/>
-      </w:r>
-      <w:r>
-        <w:t>Two unaffected parents have an affected child. Is the trait dominant or recessive?</w:t>
-      </w:r>
-    </w:p>
-    <w:p>
-      <w:r>
-        <w:br/>
-      </w:r>
-      <w:r>
-        <w:t>What is a pedigree? What can it tell you?</w:t>
-      </w:r>
-    </w:p>
-    <w:p>
-      <w:r>
-        <w:br/>
-      </w:r>
-      <w:r>
-        <w:t>What is a polygenic trait? Give one example.</w:t>
-      </w:r>
-    </w:p>
-    <w:p>
-      <w:r>
-        <w:br/>
-      </w:r>
-      <w:r>
-        <w:t>How is the inheritance of human height different from the inheritance of pea plant height?</w:t>
-      </w:r>
-    </w:p>
-    <w:p>
-      <w:r>
-        <w:br/>
-      </w:r>
-      <w:r>
-        <w:t>True or False: If you know someone's genotype, you always know their phenotype. Explain.</w:t>
-      </w:r>
-    </w:p>
-    <w:p>
-      <w:r>
-        <w:br/>
-      </w:r>
-      <w:r>
-        <w:t>What is Mendel's Law of Segregation? How does it connect to meiosis?</w:t>
-      </w:r>
-    </w:p>
-    <w:p>
-      <w:r>
-        <w:br/>
-      </w:r>
-      <w:r>
-        <w:t>What is Mendel's Law of Independent Assortment?</w:t>
       </w:r>
     </w:p>
     <w:sectPr>
